--- a/ciberescudo/entregables/PITCH.docx
+++ b/ciberescudo/entregables/PITCH.docx
@@ -201,7 +201,7 @@
               <w:spacing w:after="120" w:line="300"/>
             </w:pPr>
             <w:r>
-              <w:t xml:space="preserve">132</w:t>
+              <w:t xml:space="preserve">148</w:t>
             </w:r>
           </w:p>
         </w:tc>
@@ -251,7 +251,7 @@
           <w:sz w:val="26"/>
           <w:szCs w:val="26"/>
         </w:rPr>
-        <w:t xml:space="preserve">Buenos días. En nuestra prepa somos 700 estudiantes que vivimos en el celular, pero casi nadie lee una guía de seguridad digital. Por eso creamos CiberEscudo: una app que enseña ciberseguridad como si fuera un videojuego.</w:t>
+        <w:t xml:space="preserve">Buenos días. En nuestra prepa somos 700 estudiantes que vivimos en el celular, pero casi nadie lee una guía de seguridad digital o de convivencia. Por eso creamos CiberEscudo: una app que enseña a cuidar tus cuentas y a las personas, como si fuera un videojuego.</w:t>
       </w:r>
     </w:p>
     <w:p>
@@ -279,7 +279,7 @@
           <w:sz w:val="26"/>
           <w:szCs w:val="26"/>
         </w:rPr>
-        <w:t xml:space="preserve">Practicas con mensajes falsos sin riesgo, revisas contraseñas sin que se guarden y armas tu propio plan de acción. Todo funciona sin internet y sin recopilar datos.</w:t>
+        <w:t xml:space="preserve">Practicas con mensajes falsos y con situaciones de bullying y ciberacoso, en línea y en la escuela: aprendes a identificar, prevenir, actuar y pedir ayuda. Todo funciona sin internet y sin recopilar datos.</w:t>
       </w:r>
     </w:p>
     <w:p>
